--- a/assets/cv/Felipe_Romani_CV_PT.docx
+++ b/assets/cv/Felipe_Romani_CV_PT.docx
@@ -4,703 +4,926 @@
   <w:body>
     <w:p>
       <w:pPr>
-        <w:jc w:val="center"/>
+        <w:spacing w:after="80"/>
+        <w:jc w:val="left"/>
       </w:pPr>
       <w:r>
         <w:rPr>
           <w:b/>
-          <w:sz w:val="36"/>
+          <w:sz w:val="56"/>
         </w:rPr>
-        <w:t>FELIPE ROMANI</w:t>
+        <w:t>Felipe Romani</w:t>
       </w:r>
     </w:p>
     <w:p>
       <w:pPr>
-        <w:jc w:val="center"/>
+        <w:spacing w:before="40" w:after="80"/>
+        <w:pBdr>
+          <w:bottom w:val="single" w:sz="6" w:space="1" w:color="333333"/>
+        </w:pBdr>
+      </w:pPr>
+    </w:p>
+    <w:tbl>
+      <w:tblPr>
+        <w:tblStyle w:val="TableGrid"/>
+        <w:tblW w:type="auto" w:w="0"/>
+        <w:tblLook w:firstColumn="1" w:firstRow="1" w:lastColumn="0" w:lastRow="0" w:noHBand="0" w:noVBand="1" w:val="04A0"/>
+      </w:tblPr>
+      <w:tblGrid>
+        <w:gridCol w:w="4752"/>
+        <w:gridCol w:w="4752"/>
+      </w:tblGrid>
+      <w:tr>
+        <w:tc>
+          <w:tcPr>
+            <w:tcW w:type="dxa" w:w="4968"/>
+            <w:tcBorders>
+              <w:left w:val="none"/>
+              <w:top w:val="none"/>
+              <w:right w:val="none"/>
+              <w:bottom w:val="none"/>
+              <w:insideH w:val="none"/>
+              <w:insideV w:val="none"/>
+            </w:tcBorders>
+          </w:tcPr>
+          <w:p/>
+          <w:p>
+            <w:pPr>
+              <w:spacing w:after="20"/>
+            </w:pPr>
+            <w:r>
+              <w:rPr>
+                <w:sz w:val="19"/>
+              </w:rPr>
+              <w:t>+55 12 98247-3960</w:t>
+            </w:r>
+          </w:p>
+          <w:p>
+            <w:pPr>
+              <w:spacing w:after="20"/>
+            </w:pPr>
+            <w:r>
+              <w:rPr>
+                <w:sz w:val="19"/>
+              </w:rPr>
+              <w:t>fcromani00@gmail.com</w:t>
+            </w:r>
+          </w:p>
+          <w:p>
+            <w:pPr>
+              <w:spacing w:after="20"/>
+            </w:pPr>
+            <w:r>
+              <w:rPr>
+                <w:sz w:val="19"/>
+              </w:rPr>
+              <w:t>São Paulo - SP - Brasil | GMT-3</w:t>
+            </w:r>
+          </w:p>
+        </w:tc>
+        <w:tc>
+          <w:tcPr>
+            <w:tcW w:type="dxa" w:w="4968"/>
+            <w:tcBorders>
+              <w:left w:val="none"/>
+              <w:top w:val="none"/>
+              <w:right w:val="none"/>
+              <w:bottom w:val="none"/>
+              <w:insideH w:val="none"/>
+              <w:insideV w:val="none"/>
+            </w:tcBorders>
+          </w:tcPr>
+          <w:p/>
+          <w:p>
+            <w:pPr>
+              <w:spacing w:after="20"/>
+            </w:pPr>
+            <w:r>
+              <w:rPr>
+                <w:sz w:val="19"/>
+              </w:rPr>
+              <w:t>feliperomani.vercel.app</w:t>
+            </w:r>
+          </w:p>
+          <w:p>
+            <w:pPr>
+              <w:spacing w:after="20"/>
+            </w:pPr>
+            <w:r>
+              <w:rPr>
+                <w:sz w:val="19"/>
+              </w:rPr>
+              <w:t>linkedin.com/in/feliperomani</w:t>
+            </w:r>
+          </w:p>
+          <w:p>
+            <w:pPr>
+              <w:spacing w:after="20"/>
+            </w:pPr>
+            <w:r>
+              <w:rPr>
+                <w:sz w:val="19"/>
+              </w:rPr>
+              <w:t>github.com/fcromani00</w:t>
+            </w:r>
+          </w:p>
+        </w:tc>
+      </w:tr>
+    </w:tbl>
+    <w:p>
+      <w:pPr>
+        <w:spacing w:before="40" w:after="80"/>
+        <w:pBdr>
+          <w:bottom w:val="single" w:sz="6" w:space="1" w:color="333333"/>
+        </w:pBdr>
+      </w:pPr>
+    </w:p>
+    <w:p>
+      <w:pPr>
+        <w:spacing w:after="40"/>
+      </w:pPr>
+    </w:p>
+    <w:p>
+      <w:pPr>
+        <w:spacing w:before="40" w:after="80"/>
+        <w:pBdr>
+          <w:bottom w:val="single" w:sz="6" w:space="1" w:color="222222"/>
+        </w:pBdr>
+      </w:pPr>
+    </w:p>
+    <w:p>
+      <w:pPr>
+        <w:spacing w:before="160" w:after="80"/>
       </w:pPr>
       <w:r>
         <w:rPr>
-          <w:color w:val="444444"/>
-          <w:sz w:val="22"/>
+          <w:b/>
+          <w:color w:val="111111"/>
+          <w:sz w:val="20"/>
         </w:rPr>
-        <w:t>Analista de Dados | Engenheiro de Dados | Desenvolvedor de IA</w:t>
+        <w:t>RESUMO</w:t>
       </w:r>
     </w:p>
     <w:p>
       <w:pPr>
-        <w:spacing w:after="20"/>
+        <w:spacing w:before="40" w:after="80"/>
+        <w:pBdr>
+          <w:bottom w:val="single" w:sz="6" w:space="1" w:color="444444"/>
+        </w:pBdr>
+      </w:pPr>
+    </w:p>
+    <w:p>
+      <w:pPr>
+        <w:spacing w:after="80"/>
       </w:pPr>
       <w:r>
-        <w:t>São Paulo, SP, Brasil | GMT-3</w:t>
+        <w:rPr>
+          <w:sz w:val="19"/>
+        </w:rPr>
+        <w:t>Analista de Dados e Desenvolvedor de IA com mais de 4 anos de experiência entregando produtos de dados em bancos de investimento, tecnologia, corretoras e fintech. Classificado entre os top 0,41% de usuários de GenAI em 10.000+ colaboradores do MercadoLibre. Especializado em Python, SQL, BigQuery, GCP, n8n e LLMs, com histórico comprovado de construção de pipelines de dados em produção, automação de processos financeiros complexos e liderança na adoção de IA que aumentou a produtividade de código do time em ~50%. Inglês fluente (C2) com experiência em times globais.</w:t>
       </w:r>
     </w:p>
     <w:p>
       <w:pPr>
-        <w:spacing w:after="20"/>
+        <w:spacing w:before="40" w:after="80"/>
+        <w:pBdr>
+          <w:bottom w:val="single" w:sz="6" w:space="1" w:color="222222"/>
+        </w:pBdr>
+      </w:pPr>
+    </w:p>
+    <w:p>
+      <w:pPr>
+        <w:spacing w:before="160" w:after="80"/>
       </w:pPr>
       <w:r>
-        <w:t>fcromani00@gmail.com | +55 12 98247-3960</w:t>
+        <w:rPr>
+          <w:b/>
+          <w:color w:val="111111"/>
+          <w:sz w:val="20"/>
+        </w:rPr>
+        <w:t>COMPETÊNCIAS</w:t>
       </w:r>
     </w:p>
     <w:p>
       <w:pPr>
-        <w:spacing w:after="20"/>
+        <w:spacing w:before="40" w:after="80"/>
+        <w:pBdr>
+          <w:bottom w:val="single" w:sz="6" w:space="1" w:color="444444"/>
+        </w:pBdr>
       </w:pPr>
-      <w:r>
-        <w:t>linkedin.com/in/feliperomani | github.com/fcromani00 | feliperomani.vercel.app</w:t>
-      </w:r>
+    </w:p>
+    <w:tbl>
+      <w:tblPr>
+        <w:tblStyle w:val="TableGrid"/>
+        <w:tblW w:type="auto" w:w="0"/>
+        <w:tblLook w:firstColumn="1" w:firstRow="1" w:lastColumn="0" w:lastRow="0" w:noHBand="0" w:noVBand="1" w:val="04A0"/>
+      </w:tblPr>
+      <w:tblGrid>
+        <w:gridCol w:w="3168"/>
+        <w:gridCol w:w="3168"/>
+        <w:gridCol w:w="3168"/>
+      </w:tblGrid>
+      <w:tr>
+        <w:tc>
+          <w:tcPr>
+            <w:tcW w:type="dxa" w:w="3312"/>
+            <w:tcBorders>
+              <w:left w:val="none"/>
+              <w:top w:val="none"/>
+              <w:right w:val="none"/>
+              <w:bottom w:val="none"/>
+              <w:insideH w:val="none"/>
+              <w:insideV w:val="none"/>
+            </w:tcBorders>
+          </w:tcPr>
+          <w:p/>
+          <w:p>
+            <w:pPr>
+              <w:spacing w:after="20"/>
+            </w:pPr>
+            <w:r>
+              <w:rPr>
+                <w:sz w:val="19"/>
+              </w:rPr>
+              <w:t>Python</w:t>
+            </w:r>
+          </w:p>
+          <w:p>
+            <w:pPr>
+              <w:spacing w:after="20"/>
+            </w:pPr>
+            <w:r>
+              <w:rPr>
+                <w:sz w:val="19"/>
+              </w:rPr>
+              <w:t>SQL / BigQuery</w:t>
+            </w:r>
+          </w:p>
+          <w:p>
+            <w:pPr>
+              <w:spacing w:after="20"/>
+            </w:pPr>
+            <w:r>
+              <w:rPr>
+                <w:sz w:val="19"/>
+              </w:rPr>
+              <w:t>Power BI / Looker Studio</w:t>
+            </w:r>
+          </w:p>
+          <w:p>
+            <w:pPr>
+              <w:spacing w:after="20"/>
+            </w:pPr>
+            <w:r>
+              <w:rPr>
+                <w:sz w:val="19"/>
+              </w:rPr>
+              <w:t>Git / Docker / Vercel</w:t>
+            </w:r>
+          </w:p>
+        </w:tc>
+        <w:tc>
+          <w:tcPr>
+            <w:tcW w:type="dxa" w:w="3312"/>
+            <w:tcBorders>
+              <w:left w:val="none"/>
+              <w:top w:val="none"/>
+              <w:right w:val="none"/>
+              <w:bottom w:val="none"/>
+              <w:insideH w:val="none"/>
+              <w:insideV w:val="none"/>
+            </w:tcBorders>
+          </w:tcPr>
+          <w:p/>
+          <w:p>
+            <w:pPr>
+              <w:spacing w:after="20"/>
+            </w:pPr>
+            <w:r>
+              <w:rPr>
+                <w:sz w:val="19"/>
+              </w:rPr>
+              <w:t>GCP / Dataflow / Cloud Storage</w:t>
+            </w:r>
+          </w:p>
+          <w:p>
+            <w:pPr>
+              <w:spacing w:after="20"/>
+            </w:pPr>
+            <w:r>
+              <w:rPr>
+                <w:sz w:val="19"/>
+              </w:rPr>
+              <w:t>n8n (Verdi Flows)</w:t>
+            </w:r>
+          </w:p>
+          <w:p>
+            <w:pPr>
+              <w:spacing w:after="20"/>
+            </w:pPr>
+            <w:r>
+              <w:rPr>
+                <w:sz w:val="19"/>
+              </w:rPr>
+              <w:t>Databricks / Snowflake</w:t>
+            </w:r>
+          </w:p>
+          <w:p>
+            <w:pPr>
+              <w:spacing w:after="20"/>
+            </w:pPr>
+            <w:r>
+              <w:rPr>
+                <w:sz w:val="19"/>
+              </w:rPr>
+              <w:t>FastAPI / Flask / Streamlit</w:t>
+            </w:r>
+          </w:p>
+        </w:tc>
+        <w:tc>
+          <w:tcPr>
+            <w:tcW w:type="dxa" w:w="3312"/>
+            <w:tcBorders>
+              <w:left w:val="none"/>
+              <w:top w:val="none"/>
+              <w:right w:val="none"/>
+              <w:bottom w:val="none"/>
+              <w:insideH w:val="none"/>
+              <w:insideV w:val="none"/>
+            </w:tcBorders>
+          </w:tcPr>
+          <w:p/>
+          <w:p>
+            <w:pPr>
+              <w:spacing w:after="20"/>
+            </w:pPr>
+            <w:r>
+              <w:rPr>
+                <w:sz w:val="19"/>
+              </w:rPr>
+              <w:t>Claude AI / Gemini / LLMs</w:t>
+            </w:r>
+          </w:p>
+          <w:p>
+            <w:pPr>
+              <w:spacing w:after="20"/>
+            </w:pPr>
+            <w:r>
+              <w:rPr>
+                <w:sz w:val="19"/>
+              </w:rPr>
+              <w:t>Agentes de IA / RAG / MCP</w:t>
+            </w:r>
+          </w:p>
+          <w:p>
+            <w:pPr>
+              <w:spacing w:after="20"/>
+            </w:pPr>
+            <w:r>
+              <w:rPr>
+                <w:sz w:val="19"/>
+              </w:rPr>
+              <w:t>Pandas / NumPy / Plotly</w:t>
+            </w:r>
+          </w:p>
+          <w:p>
+            <w:pPr>
+              <w:spacing w:after="20"/>
+            </w:pPr>
+            <w:r>
+              <w:rPr>
+                <w:sz w:val="19"/>
+              </w:rPr>
+              <w:t>Azure DevOps / ADF</w:t>
+            </w:r>
+          </w:p>
+        </w:tc>
+      </w:tr>
+    </w:tbl>
+    <w:p>
+      <w:pPr>
+        <w:spacing w:before="40" w:after="80"/>
+        <w:pBdr>
+          <w:bottom w:val="single" w:sz="6" w:space="1" w:color="222222"/>
+        </w:pBdr>
+      </w:pPr>
     </w:p>
     <w:p>
       <w:pPr>
-        <w:spacing w:before="40" w:after="40"/>
-      </w:pPr>
-      <w:r>
-        <w:rPr>
-          <w:color w:val="BBBBBB"/>
-          <w:sz w:val="16"/>
-        </w:rPr>
-        <w:t>────────────────────────────────────────────────────────────────────────────────</w:t>
-      </w:r>
-    </w:p>
-    <w:p>
-      <w:pPr>
-        <w:spacing w:before="120" w:after="40"/>
+        <w:spacing w:before="160" w:after="80"/>
       </w:pPr>
       <w:r>
         <w:rPr>
           <w:b/>
-          <w:color w:val="1A56AA"/>
-          <w:sz w:val="22"/>
-        </w:rPr>
-        <w:t>RESUMO PROFISSIONAL</w:t>
-      </w:r>
-    </w:p>
-    <w:p>
-      <w:pPr>
-        <w:spacing w:after="20"/>
-      </w:pPr>
-      <w:r>
-        <w:t>Analista de Dados e Desenvolvedor de IA com mais de 4 anos de experiência entregando produtos de dados em bancos de investimento, tecnologia, corretoras e fintech. Histórico comprovado de automação de processos financeiros complexos, construção de pipelines de dados em produção no Google Cloud e liderança na adoção de IA Generativa em times multifuncionais. Classificado entre os top 0,41% de usuários de GenAI no MercadoLibre (10.000+ colaboradores). Inglês fluente (C2), com experiência em times globais.</w:t>
-      </w:r>
-    </w:p>
-    <w:p>
-      <w:pPr>
-        <w:spacing w:before="40" w:after="40"/>
-      </w:pPr>
-      <w:r>
-        <w:rPr>
-          <w:color w:val="BBBBBB"/>
-          <w:sz w:val="16"/>
-        </w:rPr>
-        <w:t>────────────────────────────────────────────────────────────────────────────────</w:t>
-      </w:r>
-    </w:p>
-    <w:p>
-      <w:pPr>
-        <w:spacing w:before="120" w:after="40"/>
-      </w:pPr>
-      <w:r>
-        <w:rPr>
-          <w:b/>
-          <w:color w:val="1A56AA"/>
-          <w:sz w:val="22"/>
+          <w:color w:val="111111"/>
+          <w:sz w:val="20"/>
         </w:rPr>
         <w:t>EXPERIÊNCIA PROFISSIONAL</w:t>
       </w:r>
     </w:p>
     <w:p>
       <w:pPr>
+        <w:spacing w:before="40" w:after="80"/>
+        <w:pBdr>
+          <w:bottom w:val="single" w:sz="6" w:space="1" w:color="444444"/>
+        </w:pBdr>
+      </w:pPr>
+    </w:p>
+    <w:p>
+      <w:pPr>
+        <w:tabs>
+          <w:tab w:pos="8928" w:val="right"/>
+        </w:tabs>
         <w:spacing w:before="120" w:after="20"/>
       </w:pPr>
       <w:r>
         <w:rPr>
           <w:b/>
-          <w:sz w:val="21"/>
+          <w:sz w:val="20"/>
         </w:rPr>
-        <w:t>Mercado Pago · MercadoLibre Group                              Jul 2025 – Presente</w:t>
+        <w:t>Mercado Pago · MercadoLibre Group</w:t>
+      </w:r>
+      <w:r>
+        <w:tab/>
+      </w:r>
+      <w:r>
+        <w:rPr>
+          <w:b/>
+          <w:color w:val="444444"/>
+          <w:sz w:val="20"/>
+        </w:rPr>
+        <w:t>Jul 2025 – Presente</w:t>
       </w:r>
     </w:p>
     <w:p>
       <w:pPr>
-        <w:spacing w:after="20"/>
+        <w:spacing w:before="0" w:after="40"/>
       </w:pPr>
       <w:r>
-        <w:t>Analista de Dados &amp; Desenvolvedor de Automação — Fintech Funding</w:t>
+        <w:rPr>
+          <w:b/>
+          <w:i w:val="0"/>
+          <w:color w:val="333333"/>
+          <w:sz w:val="20"/>
+        </w:rPr>
+        <w:t>Analista de Dados &amp; Desenvolvedor de Automação — Fintech Funding | Osasco, SP · Híbrido</w:t>
       </w:r>
     </w:p>
     <w:p>
       <w:pPr>
-        <w:spacing w:after="20"/>
+        <w:spacing w:before="20" w:after="40"/>
       </w:pPr>
       <w:r>
-        <w:t>Osasco, São Paulo, Brasil · Híbrido</w:t>
+        <w:rPr>
+          <w:color w:val="222222"/>
+          <w:sz w:val="19"/>
+        </w:rPr>
+        <w:t>Classificado entre os top 0,41% de usuários de GenAI em 10.000+ colaboradores do MELI. Liderou treinamentos em n8n, Cursor e LLMs (Claude, Gemini, MCP), aumentando a produtividade de código do time em ~50%. Construiu pipeline automatizado de Caixa Diário dos FIDCs com n8n (Verdi Flows) e Dataflow, unificando 4+ fontes — economizando ~1 hora de trabalho manual por dia e otimizando inputs para o modelo de ML ENIGMA. Reduziu o fechamento mensal em 4 horas ao desenvolver sistema de classificação automática de movimentações financeiras e dashboard de inteligência de custos. Implementou monitoramento regulatório do portal CVM, garantindo detecção precoce de inconsistências. Liderando migração de pipelines legados para Data Mesh (DME).</w:t>
       </w:r>
     </w:p>
     <w:p>
       <w:pPr>
-        <w:pStyle w:val="ListBullet"/>
-        <w:spacing w:after="20"/>
-        <w:ind w:left="360"/>
+        <w:spacing w:before="20" w:after="60"/>
       </w:pPr>
       <w:r>
-        <w:t>Classificado entre os top 0,41% de usuários de GenAI em 10.000+ colaboradores do MELI; liderou treinamentos em n8n, Cursor e LLMs (Claude, Gemini, MCP), aumentando a produtividade de código do time em ~50%</w:t>
-      </w:r>
-    </w:p>
-    <w:p>
-      <w:pPr>
-        <w:pStyle w:val="ListBullet"/>
-        <w:spacing w:after="20"/>
-        <w:ind w:left="360"/>
-      </w:pPr>
-      <w:r>
-        <w:t>Construiu pipeline automatizado de Caixa Diário dos FIDCs com n8n (Verdi Flows) e Google Cloud Dataflow, unificando saldos de 4+ fontes — economizando ~1 hora de trabalho manual por dia e otimizando inputs para o modelo de ML ENIGMA</w:t>
-      </w:r>
-    </w:p>
-    <w:p>
-      <w:pPr>
-        <w:pStyle w:val="ListBullet"/>
-        <w:spacing w:after="20"/>
-        <w:ind w:left="360"/>
-      </w:pPr>
-      <w:r>
-        <w:t>Reduziu o processo de fechamento mensal em 4 horas ao desenvolver sistema automatizado de classificação de movimentações financeiras (Despesas, Recebimentos) e entregou dashboard de inteligência de custos em tempo real</w:t>
-      </w:r>
-    </w:p>
-    <w:p>
-      <w:pPr>
-        <w:pStyle w:val="ListBullet"/>
-        <w:spacing w:after="20"/>
-        <w:ind w:left="360"/>
-      </w:pPr>
-      <w:r>
-        <w:t>Mitigou riscos regulatórios e de imagem para investidores ao implementar rotinas de monitoramento automatizado do portal CVM, garantindo detecção precoce de inconsistências antes da divulgação pública</w:t>
-      </w:r>
-    </w:p>
-    <w:p>
-      <w:pPr>
-        <w:pStyle w:val="ListBullet"/>
-        <w:spacing w:after="20"/>
-        <w:ind w:left="360"/>
-      </w:pPr>
-      <w:r>
-        <w:t>Liderando a migração de pipelines legados para arquitetura Data Mesh (DME), padronizando documentação e escalabilidade dos dados de Funding</w:t>
-      </w:r>
-    </w:p>
-    <w:p>
-      <w:pPr>
-        <w:spacing w:after="20"/>
-      </w:pPr>
-      <w:r>
+        <w:rPr>
+          <w:b/>
+          <w:color w:val="555555"/>
+          <w:sz w:val="17"/>
+        </w:rPr>
         <w:t>Tecnologias: Python, BigQuery, Dataflow, n8n, GCP, SQL, Claude AI, Gemini, MCP, Looker Studio</w:t>
       </w:r>
     </w:p>
     <w:p>
       <w:pPr>
+        <w:tabs>
+          <w:tab w:pos="8928" w:val="right"/>
+        </w:tabs>
         <w:spacing w:before="120" w:after="20"/>
       </w:pPr>
       <w:r>
         <w:rPr>
           <w:b/>
-          <w:sz w:val="21"/>
+          <w:sz w:val="20"/>
         </w:rPr>
-        <w:t>Warren Investimentos                                           Jan 2025 – Jul 2025</w:t>
+        <w:t>Warren Investimentos</w:t>
+      </w:r>
+      <w:r>
+        <w:tab/>
+      </w:r>
+      <w:r>
+        <w:rPr>
+          <w:b/>
+          <w:color w:val="444444"/>
+          <w:sz w:val="20"/>
+        </w:rPr>
+        <w:t>Jan 2025 – Jul 2025</w:t>
       </w:r>
     </w:p>
     <w:p>
       <w:pPr>
-        <w:spacing w:after="20"/>
+        <w:spacing w:before="0" w:after="40"/>
       </w:pPr>
       <w:r>
-        <w:t>Analista de Dados</w:t>
+        <w:rPr>
+          <w:b/>
+          <w:i w:val="0"/>
+          <w:color w:val="333333"/>
+          <w:sz w:val="20"/>
+        </w:rPr>
+        <w:t>Analista de Dados | São Paulo · Presencial</w:t>
       </w:r>
     </w:p>
     <w:p>
       <w:pPr>
-        <w:spacing w:after="20"/>
+        <w:spacing w:before="20" w:after="40"/>
       </w:pPr>
       <w:r>
-        <w:t>São Paulo, Brasil · Presencial</w:t>
+        <w:rPr>
+          <w:color w:val="222222"/>
+          <w:sz w:val="19"/>
+        </w:rPr>
+        <w:t>Entregou dashboards financeiros semanais e mensais para o C-Level acompanhando desempenho das mesas de BMF, Bovespa, Crédito Privado e Títulos Públicos. Construiu pipelines no Databricks (PySpark + SQL) e automatizou processos com Python, reduzindo o tempo de processamento. Colaborou diretamente com economistas e estrategistas, entregando insights orientados a dados.</w:t>
       </w:r>
     </w:p>
     <w:p>
       <w:pPr>
-        <w:pStyle w:val="ListBullet"/>
-        <w:spacing w:after="20"/>
-        <w:ind w:left="360"/>
+        <w:spacing w:before="20" w:after="60"/>
       </w:pPr>
       <w:r>
-        <w:t>Entregou dashboards financeiros semanais e mensais para o C-Level acompanhando desempenho das mesas de BMF, Bovespa, Crédito Privado e Títulos Públicos</w:t>
-      </w:r>
-    </w:p>
-    <w:p>
-      <w:pPr>
-        <w:pStyle w:val="ListBullet"/>
-        <w:spacing w:after="20"/>
-        <w:ind w:left="360"/>
-      </w:pPr>
-      <w:r>
-        <w:t>Construiu pipelines otimizados no Databricks com PySpark e SQL, reduzindo o tempo de processamento de dados em colaboração direta com economistas e estrategistas</w:t>
-      </w:r>
-    </w:p>
-    <w:p>
-      <w:pPr>
-        <w:pStyle w:val="ListBullet"/>
-        <w:spacing w:after="20"/>
-        <w:ind w:left="360"/>
-      </w:pPr>
-      <w:r>
-        <w:t>Automatizou processos repetitivos de relatórios com Python, liberando tempo da equipe para análises de maior valor</w:t>
-      </w:r>
-    </w:p>
-    <w:p>
-      <w:pPr>
-        <w:spacing w:after="20"/>
-      </w:pPr>
-      <w:r>
+        <w:rPr>
+          <w:b/>
+          <w:color w:val="555555"/>
+          <w:sz w:val="17"/>
+        </w:rPr>
         <w:t>Tecnologias: Databricks, PySpark, SQL, Python, Power BI</w:t>
       </w:r>
     </w:p>
     <w:p>
       <w:pPr>
+        <w:tabs>
+          <w:tab w:pos="8928" w:val="right"/>
+        </w:tabs>
         <w:spacing w:before="120" w:after="20"/>
       </w:pPr>
       <w:r>
         <w:rPr>
           <w:b/>
-          <w:sz w:val="21"/>
+          <w:sz w:val="20"/>
         </w:rPr>
-        <w:t>Intel Corporation · Terceirizado                               Set 2023 – Out 2024</w:t>
+        <w:t>Intel Corporation · Terceirizado</w:t>
+      </w:r>
+      <w:r>
+        <w:tab/>
+      </w:r>
+      <w:r>
+        <w:rPr>
+          <w:b/>
+          <w:color w:val="444444"/>
+          <w:sz w:val="20"/>
+        </w:rPr>
+        <w:t>Set 2023 – Out 2024</w:t>
       </w:r>
     </w:p>
     <w:p>
       <w:pPr>
-        <w:spacing w:after="20"/>
+        <w:spacing w:before="0" w:after="40"/>
       </w:pPr>
       <w:r>
-        <w:t>Engenheiro de Dados / Desenvolvedor de BI</w:t>
+        <w:rPr>
+          <w:b/>
+          <w:i w:val="0"/>
+          <w:color w:val="333333"/>
+          <w:sz w:val="20"/>
+        </w:rPr>
+        <w:t>Engenheiro de Dados / Desenvolvedor de BI | São Paulo · Remoto (Time Global — Inglês)</w:t>
       </w:r>
     </w:p>
     <w:p>
       <w:pPr>
-        <w:spacing w:after="20"/>
+        <w:spacing w:before="20" w:after="40"/>
       </w:pPr>
       <w:r>
-        <w:t>São Paulo, Brasil · Remoto (Time Global — Inglês)</w:t>
+        <w:rPr>
+          <w:color w:val="222222"/>
+          <w:sz w:val="19"/>
+        </w:rPr>
+        <w:t>Construiu e manteve pipelines de dados CRM do Salesforce utilizando Databricks, Snowflake e SSAS para time global em inglês. No projeto de otimização de KPIs, o tempo de cálculo no Salesforce foi reduzido em 90% com Azure Data Factory e Databricks com PySpark. Desenvolveu dashboards em Power BI e Tableau Salesforce aplicando DAX e storytelling de dados.</w:t>
       </w:r>
     </w:p>
     <w:p>
       <w:pPr>
-        <w:pStyle w:val="ListBullet"/>
-        <w:spacing w:after="20"/>
-        <w:ind w:left="360"/>
+        <w:spacing w:before="20" w:after="60"/>
       </w:pPr>
       <w:r>
-        <w:t>Construiu e manteve pipelines de dados CRM do Salesforce usando Databricks, Snowflake e SSAS, criando views SQL e otimizando KPIs para time global em inglês</w:t>
-      </w:r>
-    </w:p>
-    <w:p>
-      <w:pPr>
-        <w:pStyle w:val="ListBullet"/>
-        <w:spacing w:after="20"/>
-        <w:ind w:left="360"/>
-      </w:pPr>
-      <w:r>
-        <w:t>Desenvolveu dashboards em Power BI e Tableau Salesforce aplicando DAX, storytelling de dados e princípios de UX/UI, melhorando a tomada de decisão dos stakeholders</w:t>
-      </w:r>
-    </w:p>
-    <w:p>
-      <w:pPr>
-        <w:pStyle w:val="ListBullet"/>
-        <w:spacing w:after="20"/>
-        <w:ind w:left="360"/>
-      </w:pPr>
-      <w:r>
-        <w:t>Automatizou relatórios de pipeline com Python, Azure DevOps e Azure Data Factory, reduzindo intervenção manual no ciclo de relatórios</w:t>
-      </w:r>
-    </w:p>
-    <w:p>
-      <w:pPr>
-        <w:spacing w:after="20"/>
-      </w:pPr>
-      <w:r>
+        <w:rPr>
+          <w:b/>
+          <w:color w:val="555555"/>
+          <w:sz w:val="17"/>
+        </w:rPr>
         <w:t>Tecnologias: Databricks, Snowflake, SSAS, Power BI, Tableau, SQL, Python, Azure DevOps, ADF</w:t>
       </w:r>
     </w:p>
     <w:p>
       <w:pPr>
+        <w:tabs>
+          <w:tab w:pos="8928" w:val="right"/>
+        </w:tabs>
         <w:spacing w:before="120" w:after="20"/>
       </w:pPr>
       <w:r>
         <w:rPr>
           <w:b/>
-          <w:sz w:val="21"/>
+          <w:sz w:val="20"/>
         </w:rPr>
-        <w:t>BTG Pactual                                                    Ago 2022 – Jul 2023</w:t>
+        <w:t>BTG Pactual</w:t>
+      </w:r>
+      <w:r>
+        <w:tab/>
+      </w:r>
+      <w:r>
+        <w:rPr>
+          <w:b/>
+          <w:color w:val="444444"/>
+          <w:sz w:val="20"/>
+        </w:rPr>
+        <w:t>Ago 2022 – Jul 2023</w:t>
       </w:r>
     </w:p>
     <w:p>
       <w:pPr>
-        <w:spacing w:after="20"/>
+        <w:spacing w:before="0" w:after="40"/>
       </w:pPr>
       <w:r>
-        <w:t>Desenvolvedor de Business Intelligence</w:t>
+        <w:rPr>
+          <w:b/>
+          <w:i w:val="0"/>
+          <w:color w:val="333333"/>
+          <w:sz w:val="20"/>
+        </w:rPr>
+        <w:t>Desenvolvedor de Business Intelligence | São Paulo — Maior banco de investimentos da América Latina</w:t>
       </w:r>
     </w:p>
     <w:p>
       <w:pPr>
-        <w:spacing w:after="20"/>
+        <w:spacing w:before="20" w:after="40"/>
       </w:pPr>
       <w:r>
-        <w:t>São Paulo, Brasil</w:t>
+        <w:rPr>
+          <w:color w:val="222222"/>
+          <w:sz w:val="19"/>
+        </w:rPr>
+        <w:t>Desenvolveu dashboards em Power BI com SQL SSAS, DAX, storytelling e UX/UI. Criou protótipos diretamente com usuários e gerenciou projetos do início à entrega. Desenvolveu dashboard de Corporate Lending que contribuiu para aumento de 20% nas receitas.</w:t>
       </w:r>
     </w:p>
     <w:p>
       <w:pPr>
-        <w:pStyle w:val="ListBullet"/>
-        <w:spacing w:after="20"/>
-        <w:ind w:left="360"/>
+        <w:spacing w:before="20" w:after="60"/>
       </w:pPr>
       <w:r>
-        <w:t>Aumentou a receita em 20% para o time de Corporate Lending ao entregar dashboard end-to-end em Power BI com insights acionáveis para o pipeline de crédito — no maior banco de investimentos da América Latina</w:t>
-      </w:r>
-    </w:p>
-    <w:p>
-      <w:pPr>
-        <w:pStyle w:val="ListBullet"/>
-        <w:spacing w:after="20"/>
-        <w:ind w:left="360"/>
-      </w:pPr>
-      <w:r>
-        <w:t>Desenvolveu dashboards em Power BI com SQL SSAS, DAX, storytelling e UX/UI; criou protótipos diretamente com usuários e gerenciou projetos do início à entrega</w:t>
-      </w:r>
-    </w:p>
-    <w:p>
-      <w:pPr>
-        <w:pStyle w:val="ListBullet"/>
-        <w:spacing w:after="20"/>
-        <w:ind w:left="360"/>
-      </w:pPr>
-      <w:r>
-        <w:t>Otimizou queries SQL e processos ETL (SQL + linguagem M), melhorando desempenho e confiabilidade dos relatórios</w:t>
-      </w:r>
-    </w:p>
-    <w:p>
-      <w:pPr>
-        <w:spacing w:after="20"/>
-      </w:pPr>
-      <w:r>
+        <w:rPr>
+          <w:b/>
+          <w:color w:val="555555"/>
+          <w:sz w:val="17"/>
+        </w:rPr>
         <w:t>Tecnologias: Power BI, SQL, SSAS, DAX, ETL, Linguagem M</w:t>
       </w:r>
     </w:p>
     <w:p>
       <w:pPr>
-        <w:spacing w:before="40" w:after="40"/>
+        <w:spacing w:before="40" w:after="80"/>
+        <w:pBdr>
+          <w:bottom w:val="single" w:sz="6" w:space="1" w:color="222222"/>
+        </w:pBdr>
+      </w:pPr>
+    </w:p>
+    <w:p>
+      <w:pPr>
+        <w:spacing w:before="160" w:after="80"/>
       </w:pPr>
       <w:r>
         <w:rPr>
-          <w:color w:val="BBBBBB"/>
-          <w:sz w:val="16"/>
+          <w:b/>
+          <w:color w:val="111111"/>
+          <w:sz w:val="20"/>
         </w:rPr>
-        <w:t>────────────────────────────────────────────────────────────────────────────────</w:t>
+        <w:t>FORMAÇÃO ACADÊMICA &amp; CERTIFICAÇÕES</w:t>
       </w:r>
     </w:p>
     <w:p>
       <w:pPr>
-        <w:spacing w:before="120" w:after="40"/>
+        <w:spacing w:before="40" w:after="80"/>
+        <w:pBdr>
+          <w:bottom w:val="single" w:sz="6" w:space="1" w:color="444444"/>
+        </w:pBdr>
       </w:pPr>
-      <w:r>
-        <w:rPr>
-          <w:b/>
-          <w:color w:val="1A56AA"/>
-          <w:sz w:val="22"/>
-        </w:rPr>
-        <w:t>FORMAÇÃO ACADÊMICA</w:t>
-      </w:r>
     </w:p>
-    <w:p>
-      <w:pPr>
-        <w:spacing w:before="120" w:after="20"/>
-      </w:pPr>
-      <w:r>
-        <w:rPr>
-          <w:b/>
-          <w:sz w:val="21"/>
-        </w:rPr>
-        <w:t>Instituto Federal de São Paulo (IFSP)                          2022 – 2024</w:t>
-      </w:r>
-    </w:p>
-    <w:p>
-      <w:pPr>
-        <w:spacing w:after="20"/>
-      </w:pPr>
-      <w:r>
-        <w:t>Tecnólogo em Análise e Desenvolvimento de Sistemas</w:t>
-      </w:r>
-    </w:p>
-    <w:p>
-      <w:pPr>
-        <w:spacing w:before="120" w:after="20"/>
-      </w:pPr>
-      <w:r>
-        <w:rPr>
-          <w:b/>
-          <w:sz w:val="21"/>
-        </w:rPr>
-        <w:t>Universidade de São Paulo (USP)                                2018 – 2021</w:t>
-      </w:r>
-    </w:p>
-    <w:p>
-      <w:pPr>
-        <w:spacing w:after="20"/>
-      </w:pPr>
-      <w:r>
-        <w:t>Bacharelado em Educação Física e Saúde</w:t>
-      </w:r>
-    </w:p>
-    <w:p>
-      <w:pPr>
-        <w:spacing w:before="40" w:after="40"/>
-      </w:pPr>
-      <w:r>
-        <w:rPr>
-          <w:color w:val="BBBBBB"/>
-          <w:sz w:val="16"/>
-        </w:rPr>
-        <w:t>────────────────────────────────────────────────────────────────────────────────</w:t>
-      </w:r>
-    </w:p>
-    <w:p>
-      <w:pPr>
-        <w:spacing w:before="120" w:after="40"/>
-      </w:pPr>
-      <w:r>
-        <w:rPr>
-          <w:b/>
-          <w:color w:val="1A56AA"/>
-          <w:sz w:val="22"/>
-        </w:rPr>
-        <w:t>COMPETÊNCIAS TÉCNICAS</w:t>
-      </w:r>
-    </w:p>
-    <w:p>
-      <w:pPr>
-        <w:spacing w:after="20"/>
-      </w:pPr>
-      <w:r>
-        <w:t>Linguagens:         Python, SQL, Bash</w:t>
-      </w:r>
-    </w:p>
-    <w:p>
-      <w:pPr>
-        <w:spacing w:after="20"/>
-      </w:pPr>
-      <w:r>
-        <w:t>Cloud &amp; Dados:      GCP, BigQuery, Google Cloud Dataflow, Cloud Storage, AWS</w:t>
-      </w:r>
-    </w:p>
-    <w:p>
-      <w:pPr>
-        <w:spacing w:after="20"/>
-      </w:pPr>
-      <w:r>
-        <w:t>IA &amp; ML:            LLMs, Agentes de IA, RAG, Claude AI, Gemini, DeepSeek, Agno, CrewAI,</w:t>
-      </w:r>
-    </w:p>
-    <w:p>
-      <w:pPr>
-        <w:spacing w:after="20"/>
-      </w:pPr>
-      <w:r>
-        <w:t>MCP (Model Context Protocol), LangChain, programação assistida por IA</w:t>
-      </w:r>
-    </w:p>
-    <w:p>
-      <w:pPr>
-        <w:spacing w:after="20"/>
-      </w:pPr>
-      <w:r>
-        <w:t>Bibliotecas:        Pandas, NumPy, Plotly, Dash, FastAPI, Flask, Streamlit, Pydantic, openpyxl</w:t>
-      </w:r>
-    </w:p>
-    <w:p>
-      <w:pPr>
-        <w:spacing w:after="20"/>
-      </w:pPr>
-      <w:r>
-        <w:t>Automação:          n8n (Verdi Flows), pipelines Dataflow, automação ETL</w:t>
-      </w:r>
-    </w:p>
-    <w:p>
-      <w:pPr>
-        <w:spacing w:after="20"/>
-      </w:pPr>
-      <w:r>
-        <w:t>BI &amp; Analytics:     Power BI, Looker Studio, Tableau, Databricks, Snowflake, SSAS, DAX</w:t>
-      </w:r>
-    </w:p>
-    <w:p>
-      <w:pPr>
-        <w:spacing w:after="20"/>
-      </w:pPr>
-      <w:r>
-        <w:t>Bancos de Dados:    PostgreSQL, Supabase, BigQuery, SQLite</w:t>
-      </w:r>
-    </w:p>
-    <w:p>
-      <w:pPr>
-        <w:spacing w:after="20"/>
-      </w:pPr>
-      <w:r>
-        <w:t>Ferramentas:        Git, Docker, Vercel, Azure DevOps, Azure Data Factory</w:t>
-      </w:r>
-    </w:p>
-    <w:p>
-      <w:pPr>
-        <w:spacing w:before="40" w:after="40"/>
-      </w:pPr>
-      <w:r>
-        <w:rPr>
-          <w:color w:val="BBBBBB"/>
-          <w:sz w:val="16"/>
-        </w:rPr>
-        <w:t>────────────────────────────────────────────────────────────────────────────────</w:t>
-      </w:r>
-    </w:p>
-    <w:p>
-      <w:pPr>
-        <w:spacing w:before="120" w:after="40"/>
-      </w:pPr>
-      <w:r>
-        <w:rPr>
-          <w:b/>
-          <w:color w:val="1A56AA"/>
-          <w:sz w:val="22"/>
-        </w:rPr>
-        <w:t>CERTIFICAÇÕES</w:t>
-      </w:r>
-    </w:p>
-    <w:p>
-      <w:pPr>
-        <w:pStyle w:val="ListBullet"/>
-        <w:spacing w:after="20"/>
-        <w:ind w:left="360"/>
-      </w:pPr>
-      <w:r>
-        <w:t>Databricks Academy Accreditation — Lakehouse Fundamentals</w:t>
-      </w:r>
-    </w:p>
-    <w:p>
-      <w:pPr>
-        <w:pStyle w:val="ListBullet"/>
-        <w:spacing w:after="20"/>
-        <w:ind w:left="360"/>
-      </w:pPr>
-      <w:r>
-        <w:t>Snowflake Hands-On Essentials: Data Warehousing Workshop</w:t>
-      </w:r>
-    </w:p>
-    <w:p>
-      <w:pPr>
-        <w:pStyle w:val="ListBullet"/>
-        <w:spacing w:after="20"/>
-        <w:ind w:left="360"/>
-      </w:pPr>
-      <w:r>
-        <w:t>Microsoft Azure Data Factory — Introdução ao Azure Data Factory</w:t>
-      </w:r>
-    </w:p>
-    <w:p>
-      <w:pPr>
-        <w:pStyle w:val="ListBullet"/>
-        <w:spacing w:after="20"/>
-        <w:ind w:left="360"/>
-      </w:pPr>
-      <w:r>
-        <w:t>AWS Cloud Camp — Big Data na AWS</w:t>
-      </w:r>
-    </w:p>
-    <w:p>
-      <w:pPr>
-        <w:pStyle w:val="ListBullet"/>
-        <w:spacing w:after="20"/>
-        <w:ind w:left="360"/>
-      </w:pPr>
-      <w:r>
-        <w:t>Inglês C2 — Proficiente (EF Standard English Test)</w:t>
-      </w:r>
-    </w:p>
-    <w:p>
-      <w:pPr>
-        <w:spacing w:before="40" w:after="40"/>
-      </w:pPr>
-      <w:r>
-        <w:rPr>
-          <w:color w:val="BBBBBB"/>
-          <w:sz w:val="16"/>
-        </w:rPr>
-        <w:t>────────────────────────────────────────────────────────────────────────────────</w:t>
-      </w:r>
-    </w:p>
-    <w:p>
-      <w:pPr>
-        <w:spacing w:before="120" w:after="40"/>
-      </w:pPr>
-      <w:r>
-        <w:rPr>
-          <w:b/>
-          <w:color w:val="1A56AA"/>
-          <w:sz w:val="22"/>
-        </w:rPr>
-        <w:t>IDIOMAS</w:t>
-      </w:r>
-    </w:p>
-    <w:p>
-      <w:pPr>
-        <w:spacing w:after="20"/>
-      </w:pPr>
-      <w:r>
-        <w:t>Português     Nativo</w:t>
-      </w:r>
-    </w:p>
-    <w:p>
-      <w:pPr>
-        <w:spacing w:after="20"/>
-      </w:pPr>
-      <w:r>
-        <w:t>Inglês        Proficiência Profissional (C2)</w:t>
-      </w:r>
-    </w:p>
-    <w:p>
-      <w:pPr>
-        <w:spacing w:after="20"/>
-      </w:pPr>
-      <w:r>
-        <w:t>Espanhol      Proficiência Profissional</w:t>
-      </w:r>
-    </w:p>
-    <w:p>
-      <w:pPr>
-        <w:spacing w:after="20"/>
-      </w:pPr>
-      <w:r>
-        <w:t>Italiano      Básico</w:t>
-      </w:r>
-    </w:p>
-    <w:p>
-      <w:pPr>
-        <w:spacing w:before="40" w:after="40"/>
-      </w:pPr>
-      <w:r>
-        <w:rPr>
-          <w:color w:val="BBBBBB"/>
-          <w:sz w:val="16"/>
-        </w:rPr>
-        <w:t>────────────────────────────────────────────────────────────────────────────────</w:t>
-      </w:r>
-    </w:p>
+    <w:tbl>
+      <w:tblPr>
+        <w:tblStyle w:val="TableGrid"/>
+        <w:tblW w:type="auto" w:w="0"/>
+        <w:tblLook w:firstColumn="1" w:firstRow="1" w:lastColumn="0" w:lastRow="0" w:noHBand="0" w:noVBand="1" w:val="04A0"/>
+      </w:tblPr>
+      <w:tblGrid>
+        <w:gridCol w:w="5040"/>
+        <w:gridCol w:w="4320"/>
+      </w:tblGrid>
+      <w:tr>
+        <w:tc>
+          <w:tcPr>
+            <w:tcW w:type="dxa" w:w="4968"/>
+            <w:tcBorders>
+              <w:left w:val="none"/>
+              <w:top w:val="none"/>
+              <w:right w:val="none"/>
+              <w:bottom w:val="none"/>
+              <w:insideH w:val="none"/>
+              <w:insideV w:val="none"/>
+            </w:tcBorders>
+          </w:tcPr>
+          <w:p/>
+          <w:p>
+            <w:pPr>
+              <w:spacing w:after="20"/>
+            </w:pPr>
+            <w:r>
+              <w:rPr>
+                <w:b/>
+                <w:sz w:val="19"/>
+              </w:rPr>
+              <w:t>Instituto Federal de São Paulo (IFSP)</w:t>
+            </w:r>
+          </w:p>
+          <w:p>
+            <w:pPr>
+              <w:spacing w:after="100"/>
+            </w:pPr>
+            <w:r>
+              <w:rPr>
+                <w:color w:val="444444"/>
+                <w:sz w:val="18"/>
+              </w:rPr>
+              <w:t>Tecnólogo em Análise e Desenvolvimento de Sistemas · 2022–2024</w:t>
+            </w:r>
+          </w:p>
+          <w:p>
+            <w:pPr>
+              <w:spacing w:after="20"/>
+            </w:pPr>
+            <w:r>
+              <w:rPr>
+                <w:b/>
+                <w:sz w:val="19"/>
+              </w:rPr>
+              <w:t>Universidade de São Paulo (USP)</w:t>
+            </w:r>
+          </w:p>
+          <w:p>
+            <w:pPr>
+              <w:spacing w:after="100"/>
+            </w:pPr>
+            <w:r>
+              <w:rPr>
+                <w:color w:val="444444"/>
+                <w:sz w:val="18"/>
+              </w:rPr>
+              <w:t>Bacharelado em Educação Física e Saúde · 2018–2021</w:t>
+            </w:r>
+          </w:p>
+          <w:p>
+            <w:pPr>
+              <w:spacing w:after="20"/>
+            </w:pPr>
+            <w:r>
+              <w:rPr>
+                <w:b/>
+                <w:sz w:val="19"/>
+              </w:rPr>
+              <w:t>Certificações</w:t>
+            </w:r>
+          </w:p>
+          <w:p>
+            <w:pPr>
+              <w:spacing w:after="100"/>
+            </w:pPr>
+            <w:r>
+              <w:rPr>
+                <w:color w:val="444444"/>
+                <w:sz w:val="18"/>
+              </w:rPr>
+              <w:t>Databricks Lakehouse · Snowflake Data Warehousing</w:t>
+              <w:br/>
+              <w:t>Azure Data Factory · AWS Big Data · Inglês C2</w:t>
+            </w:r>
+          </w:p>
+        </w:tc>
+        <w:tc>
+          <w:tcPr>
+            <w:tcW w:type="dxa" w:w="4968"/>
+            <w:tcBorders>
+              <w:left w:val="none"/>
+              <w:top w:val="none"/>
+              <w:right w:val="none"/>
+              <w:bottom w:val="none"/>
+              <w:insideH w:val="none"/>
+              <w:insideV w:val="none"/>
+            </w:tcBorders>
+          </w:tcPr>
+          <w:p/>
+          <w:p>
+            <w:pPr>
+              <w:spacing w:after="0"/>
+            </w:pPr>
+            <w:r>
+              <w:rPr>
+                <w:b/>
+                <w:sz w:val="20"/>
+              </w:rPr>
+              <w:t>Idiomas</w:t>
+            </w:r>
+          </w:p>
+          <w:p>
+            <w:pPr>
+              <w:spacing w:after="20"/>
+            </w:pPr>
+            <w:r>
+              <w:rPr>
+                <w:b/>
+                <w:sz w:val="19"/>
+              </w:rPr>
+              <w:t xml:space="preserve">Português  </w:t>
+            </w:r>
+            <w:r>
+              <w:rPr>
+                <w:color w:val="555555"/>
+                <w:sz w:val="18"/>
+              </w:rPr>
+              <w:t>Nativo</w:t>
+            </w:r>
+          </w:p>
+          <w:p>
+            <w:pPr>
+              <w:spacing w:after="20"/>
+            </w:pPr>
+            <w:r>
+              <w:rPr>
+                <w:b/>
+                <w:sz w:val="19"/>
+              </w:rPr>
+              <w:t xml:space="preserve">Inglês  </w:t>
+            </w:r>
+            <w:r>
+              <w:rPr>
+                <w:color w:val="555555"/>
+                <w:sz w:val="18"/>
+              </w:rPr>
+              <w:t>Proficiência Profissional (C2)</w:t>
+            </w:r>
+          </w:p>
+          <w:p>
+            <w:pPr>
+              <w:spacing w:after="20"/>
+            </w:pPr>
+            <w:r>
+              <w:rPr>
+                <w:b/>
+                <w:sz w:val="19"/>
+              </w:rPr>
+              <w:t xml:space="preserve">Espanhol  </w:t>
+            </w:r>
+            <w:r>
+              <w:rPr>
+                <w:color w:val="555555"/>
+                <w:sz w:val="18"/>
+              </w:rPr>
+              <w:t>Proficiência Profissional</w:t>
+            </w:r>
+          </w:p>
+          <w:p>
+            <w:pPr>
+              <w:spacing w:after="20"/>
+            </w:pPr>
+            <w:r>
+              <w:rPr>
+                <w:b/>
+                <w:sz w:val="19"/>
+              </w:rPr>
+              <w:t xml:space="preserve">Italiano  </w:t>
+            </w:r>
+            <w:r>
+              <w:rPr>
+                <w:color w:val="555555"/>
+                <w:sz w:val="18"/>
+              </w:rPr>
+              <w:t>Básico</w:t>
+            </w:r>
+          </w:p>
+        </w:tc>
+      </w:tr>
+    </w:tbl>
     <w:sectPr>
       <w:pgSz w:w="12240" w:h="15840"/>
-      <w:pgMar w:top="1008" w:right="1296" w:bottom="1008" w:left="1296" w:header="720" w:footer="720" w:gutter="0"/>
+      <w:pgMar w:top="864" w:right="1152" w:bottom="864" w:left="1152" w:header="720" w:footer="720" w:gutter="0"/>
       <w:cols w:space="720"/>
       <w:docGrid w:linePitch="360"/>
     </w:sectPr>

--- a/assets/cv/Felipe_Romani_CV_PT.docx
+++ b/assets/cv/Felipe_Romani_CV_PT.docx
@@ -180,7 +180,7 @@
         <w:rPr>
           <w:sz w:val="19"/>
         </w:rPr>
-        <w:t>Analista de Dados e Desenvolvedor de IA com mais de 4 anos de experiência entregando produtos de dados em bancos de investimento, tecnologia, corretoras e fintech. Classificado entre os top 0,41% de usuários de GenAI em 10.000+ colaboradores do MercadoLibre. Especializado em Python, SQL, BigQuery, GCP, n8n e LLMs, com histórico comprovado de construção de pipelines de dados em produção, automação de processos financeiros complexos e liderança na adoção de IA que aumentou a produtividade de código do time em ~50%. Inglês fluente (C2) com experiência em times globais.</w:t>
+        <w:t>Analista de Dados e Desenvolvedor de IA com mais de 4 anos de experiência construindo pipelines ETL/ELT, plataformas de relatórios self-service e modelos de dados em fintech, bancos de investimento e tecnologia. Especializado em dados financeiros e regulatórios (CVM, FIDCs, operações de tesouraria), SQL Avançado, automação Python e cloud data warehousing (BigQuery, Snowflake). Classificado entre os top 0,41% de usuários de GenAI no MercadoLibre (10.000+ colaboradores), liderando adoção de IA com LLMs e ferramentas de orquestração (n8n). Histórico comprovado de redução de horas em processos manuais, dashboards para C-Level e garantia de qualidade de dados regulatórios. Inglês fluente (C2).</w:t>
       </w:r>
     </w:p>
     <w:p>
@@ -245,7 +245,7 @@
               <w:rPr>
                 <w:sz w:val="19"/>
               </w:rPr>
-              <w:t>Python</w:t>
+              <w:t>Python · Automação e Scripts</w:t>
             </w:r>
           </w:p>
           <w:p>
@@ -256,7 +256,7 @@
               <w:rPr>
                 <w:sz w:val="19"/>
               </w:rPr>
-              <w:t>SQL / BigQuery</w:t>
+              <w:t>SQL Avançado · NoSQL</w:t>
             </w:r>
           </w:p>
           <w:p>
@@ -267,7 +267,7 @@
               <w:rPr>
                 <w:sz w:val="19"/>
               </w:rPr>
-              <w:t>Power BI / Looker Studio</w:t>
+              <w:t>Pipelines ETL / ELT</w:t>
             </w:r>
           </w:p>
           <w:p>
@@ -278,7 +278,7 @@
               <w:rPr>
                 <w:sz w:val="19"/>
               </w:rPr>
-              <w:t>Git / Docker / Vercel</w:t>
+              <w:t>Modelagem de Dados / Star Schema</w:t>
             </w:r>
           </w:p>
         </w:tc>
@@ -303,6 +303,17 @@
               <w:rPr>
                 <w:sz w:val="19"/>
               </w:rPr>
+              <w:t>BigQuery · Snowflake · Redshift</w:t>
+            </w:r>
+          </w:p>
+          <w:p>
+            <w:pPr>
+              <w:spacing w:after="20"/>
+            </w:pPr>
+            <w:r>
+              <w:rPr>
+                <w:sz w:val="19"/>
+              </w:rPr>
               <w:t>GCP / Dataflow / Cloud Storage</w:t>
             </w:r>
           </w:p>
@@ -314,7 +325,7 @@
               <w:rPr>
                 <w:sz w:val="19"/>
               </w:rPr>
-              <w:t>n8n (Verdi Flows)</w:t>
+              <w:t>Power BI · Looker · Tableau</w:t>
             </w:r>
           </w:p>
           <w:p>
@@ -325,18 +336,7 @@
               <w:rPr>
                 <w:sz w:val="19"/>
               </w:rPr>
-              <w:t>Databricks / Snowflake</w:t>
-            </w:r>
-          </w:p>
-          <w:p>
-            <w:pPr>
-              <w:spacing w:after="20"/>
-            </w:pPr>
-            <w:r>
-              <w:rPr>
-                <w:sz w:val="19"/>
-              </w:rPr>
-              <w:t>FastAPI / Flask / Streamlit</w:t>
+              <w:t>n8n · Orquestração de Fluxos</w:t>
             </w:r>
           </w:p>
         </w:tc>
@@ -361,7 +361,7 @@
               <w:rPr>
                 <w:sz w:val="19"/>
               </w:rPr>
-              <w:t>Claude AI / Gemini / LLMs</w:t>
+              <w:t>Claude AI · Gemini · LLMs</w:t>
             </w:r>
           </w:p>
           <w:p>
@@ -372,7 +372,7 @@
               <w:rPr>
                 <w:sz w:val="19"/>
               </w:rPr>
-              <w:t>Agentes de IA / RAG / MCP</w:t>
+              <w:t>Agentes de IA · RAG · MCP</w:t>
             </w:r>
           </w:p>
           <w:p>
@@ -383,7 +383,7 @@
               <w:rPr>
                 <w:sz w:val="19"/>
               </w:rPr>
-              <w:t>Pandas / NumPy / Plotly</w:t>
+              <w:t>Pandas · NumPy · PySpark</w:t>
             </w:r>
           </w:p>
           <w:p>
@@ -394,7 +394,7 @@
               <w:rPr>
                 <w:sz w:val="19"/>
               </w:rPr>
-              <w:t>Azure DevOps / ADF</w:t>
+              <w:t>Streamlit · Flask · FastAPI</w:t>
             </w:r>
           </w:p>
         </w:tc>
@@ -478,7 +478,7 @@
           <w:color w:val="222222"/>
           <w:sz w:val="19"/>
         </w:rPr>
-        <w:t>Classificado entre os top 0,41% de usuários de GenAI em 10.000+ colaboradores do MELI. Liderou treinamentos em n8n, Cursor e LLMs (Claude, Gemini, MCP), aumentando a produtividade de código do time em ~50%. Construiu pipeline automatizado de Caixa Diário dos FIDCs com n8n (Verdi Flows) e Dataflow, unificando 4+ fontes — economizando ~1 hora de trabalho manual por dia e otimizando inputs para o modelo de ML ENIGMA. Reduziu o fechamento mensal em 4 horas ao desenvolver sistema de classificação automática de movimentações financeiras e dashboard de inteligência de custos. Implementou monitoramento regulatório do portal CVM, garantindo detecção precoce de inconsistências. Liderando migração de pipelines legados para Data Mesh (DME).</w:t>
+        <w:t>Classificado entre os top 0,41% de usuários de GenAI em 10.000+ colaboradores do MELI — liderou adoção de LLMs (Claude, Gemini, MCP, n8n), aumentando a produtividade de código em ~50%. Projetou pipelines ETL e fluxos orquestrados com n8n (Verdi Flows) e Dataflow, unificando dados de 4+ fontes — economizando ~1h diária. Construiu controles de qualidade de dados e sistema de classificação de movimentações financeiras, reduzindo o fechamento mensal em 4 horas. Implementou monitoramento de dados regulatórios no portal CVM, garantindo detecção precoce de inconsistências de reconciliação para investidores. Liderou governança de dados e migração para Data Mesh (DME).</w:t>
       </w:r>
     </w:p>
     <w:p>
@@ -491,7 +491,7 @@
           <w:color w:val="555555"/>
           <w:sz w:val="17"/>
         </w:rPr>
-        <w:t>Tecnologias: Python, BigQuery, Dataflow, n8n, GCP, SQL, Claude AI, Gemini, MCP, Looker Studio</w:t>
+        <w:t>Tecnologias: Python, SQL Avancado, BigQuery, Dataflow, n8n, GCP, LLMs, Looker Studio, Modelagem</w:t>
       </w:r>
     </w:p>
     <w:p>
@@ -531,7 +531,7 @@
           <w:color w:val="333333"/>
           <w:sz w:val="20"/>
         </w:rPr>
-        <w:t>Analista de Dados | São Paulo · Presencial</w:t>
+        <w:t>Analista de Dados | Sao Paulo · Presencial</w:t>
       </w:r>
     </w:p>
     <w:p>
@@ -543,7 +543,7 @@
           <w:color w:val="222222"/>
           <w:sz w:val="19"/>
         </w:rPr>
-        <w:t>Entregou dashboards financeiros semanais e mensais para o C-Level acompanhando desempenho das mesas de BMF, Bovespa, Crédito Privado e Títulos Públicos. Construiu pipelines no Databricks (PySpark + SQL) e automatizou processos com Python, reduzindo o tempo de processamento. Colaborou diretamente com economistas e estrategistas, entregando insights orientados a dados.</w:t>
+        <w:t>Construiu infraestrutura de relatórios self-service e dashboards financeiros para C-Level, acompanhando mesas de BMF, Bovespa, Credito Privado e Titulos Publicos. Projetou e otimizou pipelines ELT no Databricks (PySpark + SQL) com otimizacao de queries e window functions para KPIs financeiros precisos. Colaborou com economistas e estrategistas em analises ad-hoc.</w:t>
       </w:r>
     </w:p>
     <w:p>
@@ -556,7 +556,7 @@
           <w:color w:val="555555"/>
           <w:sz w:val="17"/>
         </w:rPr>
-        <w:t>Tecnologias: Databricks, PySpark, SQL, Python, Power BI</w:t>
+        <w:t>Tecnologias: Databricks, PySpark, SQL Avancado, Python, Power BI, Otimizacao de Queries</w:t>
       </w:r>
     </w:p>
     <w:p>
@@ -582,7 +582,7 @@
           <w:color w:val="444444"/>
           <w:sz w:val="20"/>
         </w:rPr>
-        <w:t>Set 2023 – Out 2024</w:t>
+        <w:t>Set 2023 - Out 2024</w:t>
       </w:r>
     </w:p>
     <w:p>
@@ -596,7 +596,7 @@
           <w:color w:val="333333"/>
           <w:sz w:val="20"/>
         </w:rPr>
-        <w:t>Engenheiro de Dados / Desenvolvedor de BI | São Paulo · Remoto (Time Global — Inglês)</w:t>
+        <w:t>Engenheiro de Dados / Desenvolvedor de BI | Sao Paulo · Remoto (Time Global - Ingles)</w:t>
       </w:r>
     </w:p>
     <w:p>
@@ -608,7 +608,7 @@
           <w:color w:val="222222"/>
           <w:sz w:val="19"/>
         </w:rPr>
-        <w:t>Construiu e manteve pipelines de dados CRM do Salesforce utilizando Databricks, Snowflake e SSAS para time global em inglês. No projeto de otimização de KPIs, o tempo de cálculo no Salesforce foi reduzido em 90% com Azure Data Factory e Databricks com PySpark. Desenvolveu dashboards em Power BI e Tableau Salesforce aplicando DAX e storytelling de dados.</w:t>
+        <w:t>Projetou e manteve pipelines de dados CRM do Salesforce com Databricks, Snowflake (cloud DWH) e SSAS, implementando modelos de dados para time global em ingles. Reduziu o tempo de calculo de KPIs no Salesforce em 90% com Azure Data Factory e Databricks com PySpark. Desenvolveu dashboards self-service em Power BI e Tableau com DAX e modelagem de dados.</w:t>
       </w:r>
     </w:p>
     <w:p>
@@ -647,7 +647,7 @@
           <w:color w:val="444444"/>
           <w:sz w:val="20"/>
         </w:rPr>
-        <w:t>Ago 2022 – Jul 2023</w:t>
+        <w:t>Ago 2022 - Jul 2023</w:t>
       </w:r>
     </w:p>
     <w:p>
@@ -661,7 +661,7 @@
           <w:color w:val="333333"/>
           <w:sz w:val="20"/>
         </w:rPr>
-        <w:t>Desenvolvedor de Business Intelligence | São Paulo — Maior banco de investimentos da América Latina</w:t>
+        <w:t>Desenvolvedor de Business Intelligence | Sao Paulo - Maior banco de investimentos da America Latina</w:t>
       </w:r>
     </w:p>
     <w:p>
@@ -673,7 +673,7 @@
           <w:color w:val="222222"/>
           <w:sz w:val="19"/>
         </w:rPr>
-        <w:t>Desenvolveu dashboards em Power BI com SQL SSAS, DAX, storytelling e UX/UI. Criou protótipos diretamente com usuários e gerenciou projetos do início à entrega. Desenvolveu dashboard de Corporate Lending que contribuiu para aumento de 20% nas receitas.</w:t>
+        <w:t>Entregou dashboard de Corporate Lending com pipelines ETL (SQL + linguagem M), modelagem de dados e KPIs de negocio — contribuindo para aumento de 20% nas receitas. Desenvolveu relatorios self-service em Power BI com SQL SSAS, DAX e UX/UI. Levantou requisitos com usuarios finais, criou prototipos e gerenciou projetos do inicio a entrega.</w:t>
       </w:r>
     </w:p>
     <w:p>
@@ -686,7 +686,7 @@
           <w:color w:val="555555"/>
           <w:sz w:val="17"/>
         </w:rPr>
-        <w:t>Tecnologias: Power BI, SQL, SSAS, DAX, ETL, Linguagem M</w:t>
+        <w:t>Tecnologias: Power BI, SQL, SSAS, DAX, ETL, Linguagem M, Modelagem de Dados</w:t>
       </w:r>
     </w:p>
     <w:p>
